--- a/evaluations/evaluations.docx
+++ b/evaluations/evaluations.docx
@@ -14,7 +14,7 @@
       <w:pPr>
         <w:numPr>
           <w:ilvl w:val="0"/>
-          <w:numId w:val="1"/>
+          <w:numId w:val="20"/>
         </w:numPr>
       </w:pPr>
       <w:r>
@@ -25,14 +25,19 @@
       <w:pPr>
         <w:numPr>
           <w:ilvl w:val="1"/>
-          <w:numId w:val="2"/>
+          <w:numId w:val="21"/>
         </w:numPr>
       </w:pPr>
-      <w:r>
-        <w:t>For</w:t>
-      </w:r>
-      <w:r>
-        <w:t xml:space="preserve"> Gemini it will be interesting to use the same models used for the swarm to see if they “overfit”)</w:t>
+      <w:hyperlink r:id="rId5" w:history="1">
+        <w:r>
+          <w:rPr>
+            <w:rStyle w:val="Hyperlink"/>
+          </w:rPr>
+          <w:t>Noam Yehezkel</w:t>
+        </w:r>
+      </w:hyperlink>
+      <w:r>
+        <w:t xml:space="preserve"> - should choose models, for Gemini it will be interesting to use the same models used for the swarm to see if they “overfit”)</w:t>
       </w:r>
       <w:r>
         <w:br/>
@@ -86,7 +91,7 @@
       <w:pPr>
         <w:numPr>
           <w:ilvl w:val="0"/>
-          <w:numId w:val="3"/>
+          <w:numId w:val="22"/>
         </w:numPr>
       </w:pPr>
       <w:r>
@@ -97,7 +102,7 @@
       <w:pPr>
         <w:numPr>
           <w:ilvl w:val="0"/>
-          <w:numId w:val="4"/>
+          <w:numId w:val="23"/>
         </w:numPr>
       </w:pPr>
       <w:r>
@@ -108,7 +113,7 @@
       <w:pPr>
         <w:numPr>
           <w:ilvl w:val="0"/>
-          <w:numId w:val="5"/>
+          <w:numId w:val="24"/>
         </w:numPr>
       </w:pPr>
       <w:r>
@@ -119,7 +124,7 @@
       <w:pPr>
         <w:numPr>
           <w:ilvl w:val="0"/>
-          <w:numId w:val="6"/>
+          <w:numId w:val="25"/>
         </w:numPr>
       </w:pPr>
       <w:r>
@@ -146,10 +151,10 @@
       </w:r>
       <w:r>
         <w:drawing>
-          <wp:inline distT="0" distB="0" distL="0" distR="0" wp14:anchorId="6D23D36E" wp14:editId="4E8FB37C">
+          <wp:inline distT="0" distB="0" distL="0" distR="0" wp14:anchorId="70B0D0F7" wp14:editId="11F57917">
             <wp:extent cx="4488180" cy="1630680"/>
             <wp:effectExtent l="0" t="0" r="7620" b="7620"/>
-            <wp:docPr id="972346216" name="Picture 2"/>
+            <wp:docPr id="1231004062" name="Picture 4"/>
             <wp:cNvGraphicFramePr>
               <a:graphicFrameLocks xmlns:a="http://schemas.openxmlformats.org/drawingml/2006/main" noChangeAspect="1"/>
             </wp:cNvGraphicFramePr>
@@ -157,13 +162,13 @@
               <a:graphicData uri="http://schemas.openxmlformats.org/drawingml/2006/picture">
                 <pic:pic xmlns:pic="http://schemas.openxmlformats.org/drawingml/2006/picture">
                   <pic:nvPicPr>
-                    <pic:cNvPr id="0" name="Picture 6"/>
+                    <pic:cNvPr id="0" name="Picture 16"/>
                     <pic:cNvPicPr>
                       <a:picLocks noChangeAspect="1" noChangeArrowheads="1"/>
                     </pic:cNvPicPr>
                   </pic:nvPicPr>
                   <pic:blipFill>
-                    <a:blip r:embed="rId5" cstate="print">
+                    <a:blip r:embed="rId6" cstate="print">
                       <a:extLst>
                         <a:ext uri="{28A0092B-C50C-407E-A947-70E740481C1C}">
                           <a14:useLocalDpi xmlns:a14="http://schemas.microsoft.com/office/drawing/2010/main" val="0"/>
@@ -208,7 +213,7 @@
       <w:pPr>
         <w:numPr>
           <w:ilvl w:val="0"/>
-          <w:numId w:val="7"/>
+          <w:numId w:val="26"/>
         </w:numPr>
       </w:pPr>
       <w:r>
@@ -219,7 +224,7 @@
       <w:pPr>
         <w:numPr>
           <w:ilvl w:val="1"/>
-          <w:numId w:val="8"/>
+          <w:numId w:val="27"/>
         </w:numPr>
       </w:pPr>
       <w:r>
@@ -235,7 +240,7 @@
       <w:pPr>
         <w:numPr>
           <w:ilvl w:val="0"/>
-          <w:numId w:val="7"/>
+          <w:numId w:val="26"/>
         </w:numPr>
       </w:pPr>
       <w:r>
@@ -246,7 +251,7 @@
       <w:pPr>
         <w:numPr>
           <w:ilvl w:val="1"/>
-          <w:numId w:val="9"/>
+          <w:numId w:val="28"/>
         </w:numPr>
       </w:pPr>
       <w:r>
@@ -278,7 +283,7 @@
       <w:pPr>
         <w:numPr>
           <w:ilvl w:val="1"/>
-          <w:numId w:val="10"/>
+          <w:numId w:val="29"/>
         </w:numPr>
       </w:pPr>
       <w:r>
@@ -289,7 +294,7 @@
       <w:pPr>
         <w:numPr>
           <w:ilvl w:val="1"/>
-          <w:numId w:val="11"/>
+          <w:numId w:val="30"/>
         </w:numPr>
       </w:pPr>
       <w:r>
@@ -300,7 +305,7 @@
       <w:pPr>
         <w:numPr>
           <w:ilvl w:val="0"/>
-          <w:numId w:val="7"/>
+          <w:numId w:val="26"/>
         </w:numPr>
       </w:pPr>
       <w:r>
@@ -311,7 +316,7 @@
       <w:pPr>
         <w:numPr>
           <w:ilvl w:val="0"/>
-          <w:numId w:val="7"/>
+          <w:numId w:val="26"/>
         </w:numPr>
       </w:pPr>
       <w:r>
@@ -322,7 +327,7 @@
       <w:pPr>
         <w:numPr>
           <w:ilvl w:val="1"/>
-          <w:numId w:val="12"/>
+          <w:numId w:val="31"/>
         </w:numPr>
       </w:pPr>
       <w:r>
@@ -341,7 +346,7 @@
       <w:pPr>
         <w:numPr>
           <w:ilvl w:val="1"/>
-          <w:numId w:val="13"/>
+          <w:numId w:val="32"/>
         </w:numPr>
       </w:pPr>
       <w:proofErr w:type="gramStart"/>
@@ -365,7 +370,7 @@
       <w:pPr>
         <w:numPr>
           <w:ilvl w:val="1"/>
-          <w:numId w:val="14"/>
+          <w:numId w:val="33"/>
         </w:numPr>
       </w:pPr>
       <w:r>
@@ -376,7 +381,7 @@
       <w:pPr>
         <w:numPr>
           <w:ilvl w:val="1"/>
-          <w:numId w:val="15"/>
+          <w:numId w:val="34"/>
         </w:numPr>
       </w:pPr>
       <w:r>
@@ -396,7 +401,7 @@
       <w:pPr>
         <w:numPr>
           <w:ilvl w:val="0"/>
-          <w:numId w:val="16"/>
+          <w:numId w:val="35"/>
         </w:numPr>
       </w:pPr>
       <w:r>
@@ -407,7 +412,7 @@
       <w:pPr>
         <w:numPr>
           <w:ilvl w:val="0"/>
-          <w:numId w:val="16"/>
+          <w:numId w:val="35"/>
         </w:numPr>
       </w:pPr>
       <w:r>
@@ -428,43 +433,251 @@
       <w:proofErr w:type="spellEnd"/>
       <w:r>
         <w:t xml:space="preserve"> to compare.</w:t>
-      </w:r>
-      <w:r>
-        <w:t xml:space="preserve"> Each 2-directional translation will be performed by the same model. </w:t>
       </w:r>
     </w:p>
     <w:p>
       <w:pPr>
         <w:numPr>
+          <w:ilvl w:val="1"/>
+          <w:numId w:val="36"/>
+        </w:numPr>
+      </w:pPr>
+      <w:hyperlink r:id="rId7" w:history="1">
+        <w:r>
+          <w:rPr>
+            <w:rStyle w:val="Hyperlink"/>
+          </w:rPr>
+          <w:t>Noam Yehezkel</w:t>
+        </w:r>
+      </w:hyperlink>
+      <w:r>
+        <w:t xml:space="preserve"> Do we want to only use the same model to both directions each run, or do we want to include runs that use different models to translate to </w:t>
+      </w:r>
+      <w:proofErr w:type="spellStart"/>
+      <w:r>
+        <w:t>BrainCode</w:t>
+      </w:r>
+      <w:proofErr w:type="spellEnd"/>
+      <w:r>
+        <w:t>, and other ones to the translation back to natural language? </w:t>
+      </w:r>
+    </w:p>
+    <w:p>
+      <w:pPr>
+        <w:numPr>
           <w:ilvl w:val="0"/>
-          <w:numId w:val="16"/>
+          <w:numId w:val="37"/>
         </w:numPr>
       </w:pPr>
+      <w:proofErr w:type="gramStart"/>
+      <w:r>
+        <w:t>Both,</w:t>
+      </w:r>
+      <w:proofErr w:type="gramEnd"/>
+      <w:r>
+        <w:t xml:space="preserve"> use matrix design with 6x6 options</w:t>
+      </w:r>
+    </w:p>
+    <w:p>
+      <w:pPr>
+        <w:numPr>
+          <w:ilvl w:val="0"/>
+          <w:numId w:val="38"/>
+        </w:numPr>
+      </w:pPr>
+      <w:r>
+        <w:t xml:space="preserve">We will use BLEU and/or ROUGE, in addition to word-level </w:t>
+      </w:r>
+      <w:proofErr w:type="spellStart"/>
+      <w:r>
+        <w:t>Levenshtein</w:t>
+      </w:r>
+      <w:proofErr w:type="spellEnd"/>
+      <w:r>
+        <w:t xml:space="preserve"> Distance, to analyze input-output differences - present all model results in a table - we need to look it up to implement, and consider presenting the formula in the paper or appendix </w:t>
+      </w:r>
+      <w:hyperlink r:id="rId8" w:history="1">
+        <w:r>
+          <w:rPr>
+            <w:rStyle w:val="Hyperlink"/>
+          </w:rPr>
+          <w:t>Noam Yehezkel</w:t>
+        </w:r>
+      </w:hyperlink>
+    </w:p>
+    <w:p/>
+    <w:p>
+      <w:r>
+        <w:rPr>
+          <w:u w:val="single"/>
+        </w:rPr>
+        <w:t>Improvement</w:t>
+      </w:r>
+      <w:r>
+        <w:t xml:space="preserve"> - we will need a different model-data-</w:t>
+      </w:r>
+      <w:proofErr w:type="gramStart"/>
+      <w:r>
+        <w:t>setup</w:t>
+      </w:r>
+      <w:proofErr w:type="gramEnd"/>
+      <w:r>
+        <w:t xml:space="preserve"> here</w:t>
+      </w:r>
+    </w:p>
+    <w:p>
+      <w:pPr>
+        <w:numPr>
+          <w:ilvl w:val="0"/>
+          <w:numId w:val="39"/>
+        </w:numPr>
+      </w:pPr>
+      <w:r>
+        <w:t xml:space="preserve">We will choose several reasoning benchmarks with different task types (to examine reasoning-task decomposition using </w:t>
+      </w:r>
+      <w:proofErr w:type="spellStart"/>
+      <w:r>
+        <w:t>BrainCode</w:t>
+      </w:r>
+      <w:proofErr w:type="spellEnd"/>
+      <w:r>
+        <w:t xml:space="preserve">) </w:t>
+      </w:r>
+      <w:hyperlink r:id="rId9" w:history="1">
+        <w:r>
+          <w:rPr>
+            <w:rStyle w:val="Hyperlink"/>
+          </w:rPr>
+          <w:t>Noam Yehezkel</w:t>
+        </w:r>
+      </w:hyperlink>
+    </w:p>
+    <w:p>
+      <w:pPr>
+        <w:numPr>
+          <w:ilvl w:val="1"/>
+          <w:numId w:val="40"/>
+        </w:numPr>
+      </w:pPr>
+      <w:r>
+        <w:t xml:space="preserve">For each benchmark, we will choose 3-4 model-benchmark pairings where the models had a relatively poor performance across the benchmark </w:t>
+      </w:r>
+      <w:hyperlink r:id="rId10" w:history="1">
+        <w:r>
+          <w:rPr>
+            <w:rStyle w:val="Hyperlink"/>
+          </w:rPr>
+          <w:t>Noam Yehezkel</w:t>
+        </w:r>
+      </w:hyperlink>
+      <w:r>
+        <w:t xml:space="preserve"> (could be one model per benchmark for 3 benchmarks or any other arrangement, we could use the existing SWE bench as one of the benchmarks but we still need to look for models with low performance on it)</w:t>
+      </w:r>
+    </w:p>
+    <w:p>
+      <w:pPr>
+        <w:numPr>
+          <w:ilvl w:val="1"/>
+          <w:numId w:val="41"/>
+        </w:numPr>
+      </w:pPr>
+      <w:r>
+        <w:t xml:space="preserve">We should check that the models have a large enough context window to use </w:t>
+      </w:r>
+      <w:proofErr w:type="spellStart"/>
+      <w:r>
+        <w:t>BrainCode</w:t>
+      </w:r>
+      <w:proofErr w:type="spellEnd"/>
+      <w:r>
+        <w:t xml:space="preserve"> specs and glossary</w:t>
+      </w:r>
+    </w:p>
+    <w:p>
+      <w:pPr>
+        <w:numPr>
+          <w:ilvl w:val="0"/>
+          <w:numId w:val="39"/>
+        </w:numPr>
+      </w:pPr>
+      <w:r>
+        <w:t xml:space="preserve">We will test their success over the </w:t>
+      </w:r>
+      <w:proofErr w:type="gramStart"/>
+      <w:r>
+        <w:t>benchmarks</w:t>
+      </w:r>
+      <w:proofErr w:type="gramEnd"/>
+      <w:r>
+        <w:t xml:space="preserve"> / benchmark samples (depending on benchmark size) ourselves, and afterwards we will do the same examination, but ask them to translate the task to </w:t>
+      </w:r>
+      <w:proofErr w:type="spellStart"/>
+      <w:r>
+        <w:t>BrainCode</w:t>
+      </w:r>
+      <w:proofErr w:type="spellEnd"/>
+      <w:r>
+        <w:t xml:space="preserve"> first and approach the language specs and glossary if needed. We will check if it raises the performance of each model across </w:t>
+      </w:r>
+      <w:proofErr w:type="gramStart"/>
+      <w:r>
+        <w:t>it’s</w:t>
+      </w:r>
+      <w:proofErr w:type="gramEnd"/>
+      <w:r>
+        <w:t xml:space="preserve"> paired benchmark. </w:t>
+      </w:r>
+    </w:p>
+    <w:p>
+      <w:pPr>
+        <w:numPr>
+          <w:ilvl w:val="0"/>
+          <w:numId w:val="39"/>
+        </w:numPr>
+      </w:pPr>
+      <w:r>
+        <w:t xml:space="preserve">If we see improvement, we could try running the model-benchmark pairings several times in each setup (with &amp; without </w:t>
+      </w:r>
+      <w:proofErr w:type="spellStart"/>
+      <w:r>
+        <w:t>BrainCode</w:t>
+      </w:r>
+      <w:proofErr w:type="spellEnd"/>
+      <w:r>
+        <w:t>) and perform a t-test. </w:t>
+      </w:r>
+    </w:p>
+    <w:p/>
+    <w:p>
+      <w:r>
+        <w:t>Overall runs:</w:t>
+      </w:r>
+    </w:p>
+    <w:p>
+      <w:r>
+        <w:t xml:space="preserve">1-3) For Gemini models, </w:t>
+      </w:r>
+      <w:proofErr w:type="gramStart"/>
+      <w:r>
+        <w:t>run translators</w:t>
+      </w:r>
+      <w:proofErr w:type="gramEnd"/>
+      <w:r>
+        <w:t xml:space="preserve"> over 48 data items (8 of each dataset from the test split), 3 times each - overall 288 translators. For expressivity, have translators of the same models translate back. This part applies for Gemini models </w:t>
+      </w:r>
+      <w:proofErr w:type="gramStart"/>
+      <w:r>
+        <w:t>only,</w:t>
+      </w:r>
+      <w:proofErr w:type="gramEnd"/>
+      <w:r>
+        <w:t xml:space="preserve"> other models don’t take part in expressivity. </w:t>
+      </w:r>
+    </w:p>
+    <w:p>
       <w:r>
         <w:lastRenderedPageBreak/>
-        <w:t xml:space="preserve">We will use BLEU and/or ROUGE, in addition to word-level </w:t>
-      </w:r>
-      <w:proofErr w:type="spellStart"/>
-      <w:r>
-        <w:t>Levenshtein</w:t>
-      </w:r>
-      <w:proofErr w:type="spellEnd"/>
-      <w:r>
-        <w:t xml:space="preserve"> Distance, to analyze input-output differences - present all model results in a table - we need to look it up to </w:t>
-      </w:r>
-      <w:proofErr w:type="gramStart"/>
-      <w:r>
-        <w:t>implement, and</w:t>
-      </w:r>
-      <w:proofErr w:type="gramEnd"/>
-      <w:r>
-        <w:t xml:space="preserve"> consider presenting the formula in the paper or appendix</w:t>
-      </w:r>
-      <w:r>
-        <w:t xml:space="preserve">. Make sure it’s clear in the table / plot that the more similar the input and output are – the better. </w:t>
-      </w:r>
-      <w:r>
-        <w:t xml:space="preserve"> </w:t>
+        <w:t>For OpenAI, Claude models (4 models) run translators over 18 data items (3 of each dataset from the test split, matching the ones Gemini models used), 3 times each - overall 216 translators.</w:t>
       </w:r>
     </w:p>
     <w:p/>
@@ -707,6 +920,119 @@
     </w:lvl>
   </w:abstractNum>
   <w:abstractNum w:abstractNumId="2" w15:restartNumberingAfterBreak="0">
+    <w:nsid w:val="26A00713"/>
+    <w:multiLevelType w:val="multilevel"/>
+    <w:tmpl w:val="24BEDD60"/>
+    <w:lvl w:ilvl="0">
+      <w:start w:val="2"/>
+      <w:numFmt w:val="decimal"/>
+      <w:lvlText w:val="%1."/>
+      <w:lvlJc w:val="left"/>
+      <w:pPr>
+        <w:tabs>
+          <w:tab w:val="num" w:pos="720"/>
+        </w:tabs>
+        <w:ind w:left="720" w:hanging="360"/>
+      </w:pPr>
+    </w:lvl>
+    <w:lvl w:ilvl="1" w:tentative="1">
+      <w:start w:val="1"/>
+      <w:numFmt w:val="decimal"/>
+      <w:lvlText w:val="%2."/>
+      <w:lvlJc w:val="left"/>
+      <w:pPr>
+        <w:tabs>
+          <w:tab w:val="num" w:pos="1440"/>
+        </w:tabs>
+        <w:ind w:left="1440" w:hanging="360"/>
+      </w:pPr>
+    </w:lvl>
+    <w:lvl w:ilvl="2" w:tentative="1">
+      <w:start w:val="1"/>
+      <w:numFmt w:val="decimal"/>
+      <w:lvlText w:val="%3."/>
+      <w:lvlJc w:val="left"/>
+      <w:pPr>
+        <w:tabs>
+          <w:tab w:val="num" w:pos="2160"/>
+        </w:tabs>
+        <w:ind w:left="2160" w:hanging="360"/>
+      </w:pPr>
+    </w:lvl>
+    <w:lvl w:ilvl="3" w:tentative="1">
+      <w:start w:val="1"/>
+      <w:numFmt w:val="decimal"/>
+      <w:lvlText w:val="%4."/>
+      <w:lvlJc w:val="left"/>
+      <w:pPr>
+        <w:tabs>
+          <w:tab w:val="num" w:pos="2880"/>
+        </w:tabs>
+        <w:ind w:left="2880" w:hanging="360"/>
+      </w:pPr>
+    </w:lvl>
+    <w:lvl w:ilvl="4" w:tentative="1">
+      <w:start w:val="1"/>
+      <w:numFmt w:val="decimal"/>
+      <w:lvlText w:val="%5."/>
+      <w:lvlJc w:val="left"/>
+      <w:pPr>
+        <w:tabs>
+          <w:tab w:val="num" w:pos="3600"/>
+        </w:tabs>
+        <w:ind w:left="3600" w:hanging="360"/>
+      </w:pPr>
+    </w:lvl>
+    <w:lvl w:ilvl="5" w:tentative="1">
+      <w:start w:val="1"/>
+      <w:numFmt w:val="decimal"/>
+      <w:lvlText w:val="%6."/>
+      <w:lvlJc w:val="left"/>
+      <w:pPr>
+        <w:tabs>
+          <w:tab w:val="num" w:pos="4320"/>
+        </w:tabs>
+        <w:ind w:left="4320" w:hanging="360"/>
+      </w:pPr>
+    </w:lvl>
+    <w:lvl w:ilvl="6" w:tentative="1">
+      <w:start w:val="1"/>
+      <w:numFmt w:val="decimal"/>
+      <w:lvlText w:val="%7."/>
+      <w:lvlJc w:val="left"/>
+      <w:pPr>
+        <w:tabs>
+          <w:tab w:val="num" w:pos="5040"/>
+        </w:tabs>
+        <w:ind w:left="5040" w:hanging="360"/>
+      </w:pPr>
+    </w:lvl>
+    <w:lvl w:ilvl="7" w:tentative="1">
+      <w:start w:val="1"/>
+      <w:numFmt w:val="decimal"/>
+      <w:lvlText w:val="%8."/>
+      <w:lvlJc w:val="left"/>
+      <w:pPr>
+        <w:tabs>
+          <w:tab w:val="num" w:pos="5760"/>
+        </w:tabs>
+        <w:ind w:left="5760" w:hanging="360"/>
+      </w:pPr>
+    </w:lvl>
+    <w:lvl w:ilvl="8" w:tentative="1">
+      <w:start w:val="1"/>
+      <w:numFmt w:val="decimal"/>
+      <w:lvlText w:val="%9."/>
+      <w:lvlJc w:val="left"/>
+      <w:pPr>
+        <w:tabs>
+          <w:tab w:val="num" w:pos="6480"/>
+        </w:tabs>
+        <w:ind w:left="6480" w:hanging="360"/>
+      </w:pPr>
+    </w:lvl>
+  </w:abstractNum>
+  <w:abstractNum w:abstractNumId="3" w15:restartNumberingAfterBreak="0">
     <w:nsid w:val="26A9682F"/>
     <w:multiLevelType w:val="hybridMultilevel"/>
     <w:tmpl w:val="1B842110"/>
@@ -819,7 +1145,7 @@
       </w:pPr>
     </w:lvl>
   </w:abstractNum>
-  <w:abstractNum w:abstractNumId="3" w15:restartNumberingAfterBreak="0">
+  <w:abstractNum w:abstractNumId="4" w15:restartNumberingAfterBreak="0">
     <w:nsid w:val="27256DAA"/>
     <w:multiLevelType w:val="multilevel"/>
     <w:tmpl w:val="D0B8C088"/>
@@ -932,7 +1258,608 @@
       </w:pPr>
     </w:lvl>
   </w:abstractNum>
-  <w:abstractNum w:abstractNumId="4" w15:restartNumberingAfterBreak="0">
+  <w:abstractNum w:abstractNumId="5" w15:restartNumberingAfterBreak="0">
+    <w:nsid w:val="3E4F2CFD"/>
+    <w:multiLevelType w:val="multilevel"/>
+    <w:tmpl w:val="28827EBA"/>
+    <w:lvl w:ilvl="0">
+      <w:start w:val="1"/>
+      <w:numFmt w:val="bullet"/>
+      <w:lvlText w:val=""/>
+      <w:lvlJc w:val="left"/>
+      <w:pPr>
+        <w:tabs>
+          <w:tab w:val="num" w:pos="720"/>
+        </w:tabs>
+        <w:ind w:left="720" w:hanging="360"/>
+      </w:pPr>
+      <w:rPr>
+        <w:rFonts w:ascii="Symbol" w:hAnsi="Symbol" w:hint="default"/>
+        <w:sz w:val="20"/>
+      </w:rPr>
+    </w:lvl>
+    <w:lvl w:ilvl="1" w:tentative="1">
+      <w:start w:val="1"/>
+      <w:numFmt w:val="bullet"/>
+      <w:lvlText w:val="o"/>
+      <w:lvlJc w:val="left"/>
+      <w:pPr>
+        <w:tabs>
+          <w:tab w:val="num" w:pos="1440"/>
+        </w:tabs>
+        <w:ind w:left="1440" w:hanging="360"/>
+      </w:pPr>
+      <w:rPr>
+        <w:rFonts w:ascii="Courier New" w:hAnsi="Courier New" w:hint="default"/>
+        <w:sz w:val="20"/>
+      </w:rPr>
+    </w:lvl>
+    <w:lvl w:ilvl="2" w:tentative="1">
+      <w:start w:val="1"/>
+      <w:numFmt w:val="bullet"/>
+      <w:lvlText w:val=""/>
+      <w:lvlJc w:val="left"/>
+      <w:pPr>
+        <w:tabs>
+          <w:tab w:val="num" w:pos="2160"/>
+        </w:tabs>
+        <w:ind w:left="2160" w:hanging="360"/>
+      </w:pPr>
+      <w:rPr>
+        <w:rFonts w:ascii="Wingdings" w:hAnsi="Wingdings" w:hint="default"/>
+        <w:sz w:val="20"/>
+      </w:rPr>
+    </w:lvl>
+    <w:lvl w:ilvl="3" w:tentative="1">
+      <w:start w:val="1"/>
+      <w:numFmt w:val="bullet"/>
+      <w:lvlText w:val=""/>
+      <w:lvlJc w:val="left"/>
+      <w:pPr>
+        <w:tabs>
+          <w:tab w:val="num" w:pos="2880"/>
+        </w:tabs>
+        <w:ind w:left="2880" w:hanging="360"/>
+      </w:pPr>
+      <w:rPr>
+        <w:rFonts w:ascii="Wingdings" w:hAnsi="Wingdings" w:hint="default"/>
+        <w:sz w:val="20"/>
+      </w:rPr>
+    </w:lvl>
+    <w:lvl w:ilvl="4" w:tentative="1">
+      <w:start w:val="1"/>
+      <w:numFmt w:val="bullet"/>
+      <w:lvlText w:val=""/>
+      <w:lvlJc w:val="left"/>
+      <w:pPr>
+        <w:tabs>
+          <w:tab w:val="num" w:pos="3600"/>
+        </w:tabs>
+        <w:ind w:left="3600" w:hanging="360"/>
+      </w:pPr>
+      <w:rPr>
+        <w:rFonts w:ascii="Wingdings" w:hAnsi="Wingdings" w:hint="default"/>
+        <w:sz w:val="20"/>
+      </w:rPr>
+    </w:lvl>
+    <w:lvl w:ilvl="5" w:tentative="1">
+      <w:start w:val="1"/>
+      <w:numFmt w:val="bullet"/>
+      <w:lvlText w:val=""/>
+      <w:lvlJc w:val="left"/>
+      <w:pPr>
+        <w:tabs>
+          <w:tab w:val="num" w:pos="4320"/>
+        </w:tabs>
+        <w:ind w:left="4320" w:hanging="360"/>
+      </w:pPr>
+      <w:rPr>
+        <w:rFonts w:ascii="Wingdings" w:hAnsi="Wingdings" w:hint="default"/>
+        <w:sz w:val="20"/>
+      </w:rPr>
+    </w:lvl>
+    <w:lvl w:ilvl="6" w:tentative="1">
+      <w:start w:val="1"/>
+      <w:numFmt w:val="bullet"/>
+      <w:lvlText w:val=""/>
+      <w:lvlJc w:val="left"/>
+      <w:pPr>
+        <w:tabs>
+          <w:tab w:val="num" w:pos="5040"/>
+        </w:tabs>
+        <w:ind w:left="5040" w:hanging="360"/>
+      </w:pPr>
+      <w:rPr>
+        <w:rFonts w:ascii="Wingdings" w:hAnsi="Wingdings" w:hint="default"/>
+        <w:sz w:val="20"/>
+      </w:rPr>
+    </w:lvl>
+    <w:lvl w:ilvl="7" w:tentative="1">
+      <w:start w:val="1"/>
+      <w:numFmt w:val="bullet"/>
+      <w:lvlText w:val=""/>
+      <w:lvlJc w:val="left"/>
+      <w:pPr>
+        <w:tabs>
+          <w:tab w:val="num" w:pos="5760"/>
+        </w:tabs>
+        <w:ind w:left="5760" w:hanging="360"/>
+      </w:pPr>
+      <w:rPr>
+        <w:rFonts w:ascii="Wingdings" w:hAnsi="Wingdings" w:hint="default"/>
+        <w:sz w:val="20"/>
+      </w:rPr>
+    </w:lvl>
+    <w:lvl w:ilvl="8" w:tentative="1">
+      <w:start w:val="1"/>
+      <w:numFmt w:val="bullet"/>
+      <w:lvlText w:val=""/>
+      <w:lvlJc w:val="left"/>
+      <w:pPr>
+        <w:tabs>
+          <w:tab w:val="num" w:pos="6480"/>
+        </w:tabs>
+        <w:ind w:left="6480" w:hanging="360"/>
+      </w:pPr>
+      <w:rPr>
+        <w:rFonts w:ascii="Wingdings" w:hAnsi="Wingdings" w:hint="default"/>
+        <w:sz w:val="20"/>
+      </w:rPr>
+    </w:lvl>
+  </w:abstractNum>
+  <w:abstractNum w:abstractNumId="6" w15:restartNumberingAfterBreak="0">
+    <w:nsid w:val="3E783E3E"/>
+    <w:multiLevelType w:val="multilevel"/>
+    <w:tmpl w:val="1640F434"/>
+    <w:lvl w:ilvl="0">
+      <w:start w:val="1"/>
+      <w:numFmt w:val="decimal"/>
+      <w:lvlText w:val="%1."/>
+      <w:lvlJc w:val="left"/>
+      <w:pPr>
+        <w:tabs>
+          <w:tab w:val="num" w:pos="720"/>
+        </w:tabs>
+        <w:ind w:left="720" w:hanging="360"/>
+      </w:pPr>
+    </w:lvl>
+    <w:lvl w:ilvl="1">
+      <w:start w:val="1"/>
+      <w:numFmt w:val="decimal"/>
+      <w:lvlText w:val="%2."/>
+      <w:lvlJc w:val="left"/>
+      <w:pPr>
+        <w:tabs>
+          <w:tab w:val="num" w:pos="1440"/>
+        </w:tabs>
+        <w:ind w:left="1440" w:hanging="360"/>
+      </w:pPr>
+    </w:lvl>
+    <w:lvl w:ilvl="2" w:tentative="1">
+      <w:start w:val="1"/>
+      <w:numFmt w:val="decimal"/>
+      <w:lvlText w:val="%3."/>
+      <w:lvlJc w:val="left"/>
+      <w:pPr>
+        <w:tabs>
+          <w:tab w:val="num" w:pos="2160"/>
+        </w:tabs>
+        <w:ind w:left="2160" w:hanging="360"/>
+      </w:pPr>
+    </w:lvl>
+    <w:lvl w:ilvl="3" w:tentative="1">
+      <w:start w:val="1"/>
+      <w:numFmt w:val="decimal"/>
+      <w:lvlText w:val="%4."/>
+      <w:lvlJc w:val="left"/>
+      <w:pPr>
+        <w:tabs>
+          <w:tab w:val="num" w:pos="2880"/>
+        </w:tabs>
+        <w:ind w:left="2880" w:hanging="360"/>
+      </w:pPr>
+    </w:lvl>
+    <w:lvl w:ilvl="4" w:tentative="1">
+      <w:start w:val="1"/>
+      <w:numFmt w:val="decimal"/>
+      <w:lvlText w:val="%5."/>
+      <w:lvlJc w:val="left"/>
+      <w:pPr>
+        <w:tabs>
+          <w:tab w:val="num" w:pos="3600"/>
+        </w:tabs>
+        <w:ind w:left="3600" w:hanging="360"/>
+      </w:pPr>
+    </w:lvl>
+    <w:lvl w:ilvl="5" w:tentative="1">
+      <w:start w:val="1"/>
+      <w:numFmt w:val="decimal"/>
+      <w:lvlText w:val="%6."/>
+      <w:lvlJc w:val="left"/>
+      <w:pPr>
+        <w:tabs>
+          <w:tab w:val="num" w:pos="4320"/>
+        </w:tabs>
+        <w:ind w:left="4320" w:hanging="360"/>
+      </w:pPr>
+    </w:lvl>
+    <w:lvl w:ilvl="6" w:tentative="1">
+      <w:start w:val="1"/>
+      <w:numFmt w:val="decimal"/>
+      <w:lvlText w:val="%7."/>
+      <w:lvlJc w:val="left"/>
+      <w:pPr>
+        <w:tabs>
+          <w:tab w:val="num" w:pos="5040"/>
+        </w:tabs>
+        <w:ind w:left="5040" w:hanging="360"/>
+      </w:pPr>
+    </w:lvl>
+    <w:lvl w:ilvl="7" w:tentative="1">
+      <w:start w:val="1"/>
+      <w:numFmt w:val="decimal"/>
+      <w:lvlText w:val="%8."/>
+      <w:lvlJc w:val="left"/>
+      <w:pPr>
+        <w:tabs>
+          <w:tab w:val="num" w:pos="5760"/>
+        </w:tabs>
+        <w:ind w:left="5760" w:hanging="360"/>
+      </w:pPr>
+    </w:lvl>
+    <w:lvl w:ilvl="8" w:tentative="1">
+      <w:start w:val="1"/>
+      <w:numFmt w:val="decimal"/>
+      <w:lvlText w:val="%9."/>
+      <w:lvlJc w:val="left"/>
+      <w:pPr>
+        <w:tabs>
+          <w:tab w:val="num" w:pos="6480"/>
+        </w:tabs>
+        <w:ind w:left="6480" w:hanging="360"/>
+      </w:pPr>
+    </w:lvl>
+  </w:abstractNum>
+  <w:abstractNum w:abstractNumId="7" w15:restartNumberingAfterBreak="0">
+    <w:nsid w:val="51091F82"/>
+    <w:multiLevelType w:val="hybridMultilevel"/>
+    <w:tmpl w:val="0582BDE0"/>
+    <w:lvl w:ilvl="0" w:tplc="EF6E12A6">
+      <w:start w:val="2"/>
+      <w:numFmt w:val="lowerLetter"/>
+      <w:lvlText w:val="%1."/>
+      <w:lvlJc w:val="left"/>
+      <w:pPr>
+        <w:tabs>
+          <w:tab w:val="num" w:pos="720"/>
+        </w:tabs>
+        <w:ind w:left="720" w:hanging="360"/>
+      </w:pPr>
+    </w:lvl>
+    <w:lvl w:ilvl="1" w:tplc="E12253DE" w:tentative="1">
+      <w:start w:val="1"/>
+      <w:numFmt w:val="decimal"/>
+      <w:lvlText w:val="%2."/>
+      <w:lvlJc w:val="left"/>
+      <w:pPr>
+        <w:tabs>
+          <w:tab w:val="num" w:pos="1440"/>
+        </w:tabs>
+        <w:ind w:left="1440" w:hanging="360"/>
+      </w:pPr>
+    </w:lvl>
+    <w:lvl w:ilvl="2" w:tplc="D0BEACE0" w:tentative="1">
+      <w:start w:val="1"/>
+      <w:numFmt w:val="decimal"/>
+      <w:lvlText w:val="%3."/>
+      <w:lvlJc w:val="left"/>
+      <w:pPr>
+        <w:tabs>
+          <w:tab w:val="num" w:pos="2160"/>
+        </w:tabs>
+        <w:ind w:left="2160" w:hanging="360"/>
+      </w:pPr>
+    </w:lvl>
+    <w:lvl w:ilvl="3" w:tplc="A5D44B7C" w:tentative="1">
+      <w:start w:val="1"/>
+      <w:numFmt w:val="decimal"/>
+      <w:lvlText w:val="%4."/>
+      <w:lvlJc w:val="left"/>
+      <w:pPr>
+        <w:tabs>
+          <w:tab w:val="num" w:pos="2880"/>
+        </w:tabs>
+        <w:ind w:left="2880" w:hanging="360"/>
+      </w:pPr>
+    </w:lvl>
+    <w:lvl w:ilvl="4" w:tplc="3CF85BBE" w:tentative="1">
+      <w:start w:val="1"/>
+      <w:numFmt w:val="decimal"/>
+      <w:lvlText w:val="%5."/>
+      <w:lvlJc w:val="left"/>
+      <w:pPr>
+        <w:tabs>
+          <w:tab w:val="num" w:pos="3600"/>
+        </w:tabs>
+        <w:ind w:left="3600" w:hanging="360"/>
+      </w:pPr>
+    </w:lvl>
+    <w:lvl w:ilvl="5" w:tplc="E0280CAC" w:tentative="1">
+      <w:start w:val="1"/>
+      <w:numFmt w:val="decimal"/>
+      <w:lvlText w:val="%6."/>
+      <w:lvlJc w:val="left"/>
+      <w:pPr>
+        <w:tabs>
+          <w:tab w:val="num" w:pos="4320"/>
+        </w:tabs>
+        <w:ind w:left="4320" w:hanging="360"/>
+      </w:pPr>
+    </w:lvl>
+    <w:lvl w:ilvl="6" w:tplc="90581AFC" w:tentative="1">
+      <w:start w:val="1"/>
+      <w:numFmt w:val="decimal"/>
+      <w:lvlText w:val="%7."/>
+      <w:lvlJc w:val="left"/>
+      <w:pPr>
+        <w:tabs>
+          <w:tab w:val="num" w:pos="5040"/>
+        </w:tabs>
+        <w:ind w:left="5040" w:hanging="360"/>
+      </w:pPr>
+    </w:lvl>
+    <w:lvl w:ilvl="7" w:tplc="B1C67A1E" w:tentative="1">
+      <w:start w:val="1"/>
+      <w:numFmt w:val="decimal"/>
+      <w:lvlText w:val="%8."/>
+      <w:lvlJc w:val="left"/>
+      <w:pPr>
+        <w:tabs>
+          <w:tab w:val="num" w:pos="5760"/>
+        </w:tabs>
+        <w:ind w:left="5760" w:hanging="360"/>
+      </w:pPr>
+    </w:lvl>
+    <w:lvl w:ilvl="8" w:tplc="5E70499A" w:tentative="1">
+      <w:start w:val="1"/>
+      <w:numFmt w:val="decimal"/>
+      <w:lvlText w:val="%9."/>
+      <w:lvlJc w:val="left"/>
+      <w:pPr>
+        <w:tabs>
+          <w:tab w:val="num" w:pos="6480"/>
+        </w:tabs>
+        <w:ind w:left="6480" w:hanging="360"/>
+      </w:pPr>
+    </w:lvl>
+  </w:abstractNum>
+  <w:abstractNum w:abstractNumId="8" w15:restartNumberingAfterBreak="0">
+    <w:nsid w:val="55E039C9"/>
+    <w:multiLevelType w:val="multilevel"/>
+    <w:tmpl w:val="4030C4A4"/>
+    <w:lvl w:ilvl="0">
+      <w:start w:val="1"/>
+      <w:numFmt w:val="decimal"/>
+      <w:lvlText w:val="%1."/>
+      <w:lvlJc w:val="left"/>
+      <w:pPr>
+        <w:tabs>
+          <w:tab w:val="num" w:pos="720"/>
+        </w:tabs>
+        <w:ind w:left="720" w:hanging="360"/>
+      </w:pPr>
+    </w:lvl>
+    <w:lvl w:ilvl="1">
+      <w:start w:val="1"/>
+      <w:numFmt w:val="decimal"/>
+      <w:lvlText w:val="%2."/>
+      <w:lvlJc w:val="left"/>
+      <w:pPr>
+        <w:tabs>
+          <w:tab w:val="num" w:pos="1440"/>
+        </w:tabs>
+        <w:ind w:left="1440" w:hanging="360"/>
+      </w:pPr>
+    </w:lvl>
+    <w:lvl w:ilvl="2" w:tentative="1">
+      <w:start w:val="1"/>
+      <w:numFmt w:val="decimal"/>
+      <w:lvlText w:val="%3."/>
+      <w:lvlJc w:val="left"/>
+      <w:pPr>
+        <w:tabs>
+          <w:tab w:val="num" w:pos="2160"/>
+        </w:tabs>
+        <w:ind w:left="2160" w:hanging="360"/>
+      </w:pPr>
+    </w:lvl>
+    <w:lvl w:ilvl="3" w:tentative="1">
+      <w:start w:val="1"/>
+      <w:numFmt w:val="decimal"/>
+      <w:lvlText w:val="%4."/>
+      <w:lvlJc w:val="left"/>
+      <w:pPr>
+        <w:tabs>
+          <w:tab w:val="num" w:pos="2880"/>
+        </w:tabs>
+        <w:ind w:left="2880" w:hanging="360"/>
+      </w:pPr>
+    </w:lvl>
+    <w:lvl w:ilvl="4" w:tentative="1">
+      <w:start w:val="1"/>
+      <w:numFmt w:val="decimal"/>
+      <w:lvlText w:val="%5."/>
+      <w:lvlJc w:val="left"/>
+      <w:pPr>
+        <w:tabs>
+          <w:tab w:val="num" w:pos="3600"/>
+        </w:tabs>
+        <w:ind w:left="3600" w:hanging="360"/>
+      </w:pPr>
+    </w:lvl>
+    <w:lvl w:ilvl="5" w:tentative="1">
+      <w:start w:val="1"/>
+      <w:numFmt w:val="decimal"/>
+      <w:lvlText w:val="%6."/>
+      <w:lvlJc w:val="left"/>
+      <w:pPr>
+        <w:tabs>
+          <w:tab w:val="num" w:pos="4320"/>
+        </w:tabs>
+        <w:ind w:left="4320" w:hanging="360"/>
+      </w:pPr>
+    </w:lvl>
+    <w:lvl w:ilvl="6" w:tentative="1">
+      <w:start w:val="1"/>
+      <w:numFmt w:val="decimal"/>
+      <w:lvlText w:val="%7."/>
+      <w:lvlJc w:val="left"/>
+      <w:pPr>
+        <w:tabs>
+          <w:tab w:val="num" w:pos="5040"/>
+        </w:tabs>
+        <w:ind w:left="5040" w:hanging="360"/>
+      </w:pPr>
+    </w:lvl>
+    <w:lvl w:ilvl="7" w:tentative="1">
+      <w:start w:val="1"/>
+      <w:numFmt w:val="decimal"/>
+      <w:lvlText w:val="%8."/>
+      <w:lvlJc w:val="left"/>
+      <w:pPr>
+        <w:tabs>
+          <w:tab w:val="num" w:pos="5760"/>
+        </w:tabs>
+        <w:ind w:left="5760" w:hanging="360"/>
+      </w:pPr>
+    </w:lvl>
+    <w:lvl w:ilvl="8" w:tentative="1">
+      <w:start w:val="1"/>
+      <w:numFmt w:val="decimal"/>
+      <w:lvlText w:val="%9."/>
+      <w:lvlJc w:val="left"/>
+      <w:pPr>
+        <w:tabs>
+          <w:tab w:val="num" w:pos="6480"/>
+        </w:tabs>
+        <w:ind w:left="6480" w:hanging="360"/>
+      </w:pPr>
+    </w:lvl>
+  </w:abstractNum>
+  <w:abstractNum w:abstractNumId="9" w15:restartNumberingAfterBreak="0">
+    <w:nsid w:val="5E7912A2"/>
+    <w:multiLevelType w:val="multilevel"/>
+    <w:tmpl w:val="094851E8"/>
+    <w:lvl w:ilvl="0">
+      <w:start w:val="3"/>
+      <w:numFmt w:val="decimal"/>
+      <w:lvlText w:val="%1."/>
+      <w:lvlJc w:val="left"/>
+      <w:pPr>
+        <w:tabs>
+          <w:tab w:val="num" w:pos="720"/>
+        </w:tabs>
+        <w:ind w:left="720" w:hanging="360"/>
+      </w:pPr>
+    </w:lvl>
+    <w:lvl w:ilvl="1" w:tentative="1">
+      <w:start w:val="1"/>
+      <w:numFmt w:val="decimal"/>
+      <w:lvlText w:val="%2."/>
+      <w:lvlJc w:val="left"/>
+      <w:pPr>
+        <w:tabs>
+          <w:tab w:val="num" w:pos="1440"/>
+        </w:tabs>
+        <w:ind w:left="1440" w:hanging="360"/>
+      </w:pPr>
+    </w:lvl>
+    <w:lvl w:ilvl="2" w:tentative="1">
+      <w:start w:val="1"/>
+      <w:numFmt w:val="decimal"/>
+      <w:lvlText w:val="%3."/>
+      <w:lvlJc w:val="left"/>
+      <w:pPr>
+        <w:tabs>
+          <w:tab w:val="num" w:pos="2160"/>
+        </w:tabs>
+        <w:ind w:left="2160" w:hanging="360"/>
+      </w:pPr>
+    </w:lvl>
+    <w:lvl w:ilvl="3" w:tentative="1">
+      <w:start w:val="1"/>
+      <w:numFmt w:val="decimal"/>
+      <w:lvlText w:val="%4."/>
+      <w:lvlJc w:val="left"/>
+      <w:pPr>
+        <w:tabs>
+          <w:tab w:val="num" w:pos="2880"/>
+        </w:tabs>
+        <w:ind w:left="2880" w:hanging="360"/>
+      </w:pPr>
+    </w:lvl>
+    <w:lvl w:ilvl="4" w:tentative="1">
+      <w:start w:val="1"/>
+      <w:numFmt w:val="decimal"/>
+      <w:lvlText w:val="%5."/>
+      <w:lvlJc w:val="left"/>
+      <w:pPr>
+        <w:tabs>
+          <w:tab w:val="num" w:pos="3600"/>
+        </w:tabs>
+        <w:ind w:left="3600" w:hanging="360"/>
+      </w:pPr>
+    </w:lvl>
+    <w:lvl w:ilvl="5" w:tentative="1">
+      <w:start w:val="1"/>
+      <w:numFmt w:val="decimal"/>
+      <w:lvlText w:val="%6."/>
+      <w:lvlJc w:val="left"/>
+      <w:pPr>
+        <w:tabs>
+          <w:tab w:val="num" w:pos="4320"/>
+        </w:tabs>
+        <w:ind w:left="4320" w:hanging="360"/>
+      </w:pPr>
+    </w:lvl>
+    <w:lvl w:ilvl="6" w:tentative="1">
+      <w:start w:val="1"/>
+      <w:numFmt w:val="decimal"/>
+      <w:lvlText w:val="%7."/>
+      <w:lvlJc w:val="left"/>
+      <w:pPr>
+        <w:tabs>
+          <w:tab w:val="num" w:pos="5040"/>
+        </w:tabs>
+        <w:ind w:left="5040" w:hanging="360"/>
+      </w:pPr>
+    </w:lvl>
+    <w:lvl w:ilvl="7" w:tentative="1">
+      <w:start w:val="1"/>
+      <w:numFmt w:val="decimal"/>
+      <w:lvlText w:val="%8."/>
+      <w:lvlJc w:val="left"/>
+      <w:pPr>
+        <w:tabs>
+          <w:tab w:val="num" w:pos="5760"/>
+        </w:tabs>
+        <w:ind w:left="5760" w:hanging="360"/>
+      </w:pPr>
+    </w:lvl>
+    <w:lvl w:ilvl="8" w:tentative="1">
+      <w:start w:val="1"/>
+      <w:numFmt w:val="decimal"/>
+      <w:lvlText w:val="%9."/>
+      <w:lvlJc w:val="left"/>
+      <w:pPr>
+        <w:tabs>
+          <w:tab w:val="num" w:pos="6480"/>
+        </w:tabs>
+        <w:ind w:left="6480" w:hanging="360"/>
+      </w:pPr>
+    </w:lvl>
+  </w:abstractNum>
+  <w:abstractNum w:abstractNumId="10" w15:restartNumberingAfterBreak="0">
     <w:nsid w:val="61746CE3"/>
     <w:multiLevelType w:val="multilevel"/>
     <w:tmpl w:val="2A5A1F1A"/>
@@ -1045,7 +1972,7 @@
       </w:pPr>
     </w:lvl>
   </w:abstractNum>
-  <w:abstractNum w:abstractNumId="5" w15:restartNumberingAfterBreak="0">
+  <w:abstractNum w:abstractNumId="11" w15:restartNumberingAfterBreak="0">
     <w:nsid w:val="65803135"/>
     <w:multiLevelType w:val="multilevel"/>
     <w:tmpl w:val="0EB2056A"/>
@@ -1194,7 +2121,233 @@
       </w:rPr>
     </w:lvl>
   </w:abstractNum>
-  <w:abstractNum w:abstractNumId="6" w15:restartNumberingAfterBreak="0">
+  <w:abstractNum w:abstractNumId="12" w15:restartNumberingAfterBreak="0">
+    <w:nsid w:val="70E12F37"/>
+    <w:multiLevelType w:val="multilevel"/>
+    <w:tmpl w:val="1B40AE1E"/>
+    <w:lvl w:ilvl="0">
+      <w:start w:val="1"/>
+      <w:numFmt w:val="decimal"/>
+      <w:lvlText w:val="%1."/>
+      <w:lvlJc w:val="left"/>
+      <w:pPr>
+        <w:tabs>
+          <w:tab w:val="num" w:pos="720"/>
+        </w:tabs>
+        <w:ind w:left="720" w:hanging="360"/>
+      </w:pPr>
+    </w:lvl>
+    <w:lvl w:ilvl="1">
+      <w:start w:val="1"/>
+      <w:numFmt w:val="decimal"/>
+      <w:lvlText w:val="%2."/>
+      <w:lvlJc w:val="left"/>
+      <w:pPr>
+        <w:tabs>
+          <w:tab w:val="num" w:pos="1440"/>
+        </w:tabs>
+        <w:ind w:left="1440" w:hanging="360"/>
+      </w:pPr>
+    </w:lvl>
+    <w:lvl w:ilvl="2" w:tentative="1">
+      <w:start w:val="1"/>
+      <w:numFmt w:val="decimal"/>
+      <w:lvlText w:val="%3."/>
+      <w:lvlJc w:val="left"/>
+      <w:pPr>
+        <w:tabs>
+          <w:tab w:val="num" w:pos="2160"/>
+        </w:tabs>
+        <w:ind w:left="2160" w:hanging="360"/>
+      </w:pPr>
+    </w:lvl>
+    <w:lvl w:ilvl="3" w:tentative="1">
+      <w:start w:val="1"/>
+      <w:numFmt w:val="decimal"/>
+      <w:lvlText w:val="%4."/>
+      <w:lvlJc w:val="left"/>
+      <w:pPr>
+        <w:tabs>
+          <w:tab w:val="num" w:pos="2880"/>
+        </w:tabs>
+        <w:ind w:left="2880" w:hanging="360"/>
+      </w:pPr>
+    </w:lvl>
+    <w:lvl w:ilvl="4" w:tentative="1">
+      <w:start w:val="1"/>
+      <w:numFmt w:val="decimal"/>
+      <w:lvlText w:val="%5."/>
+      <w:lvlJc w:val="left"/>
+      <w:pPr>
+        <w:tabs>
+          <w:tab w:val="num" w:pos="3600"/>
+        </w:tabs>
+        <w:ind w:left="3600" w:hanging="360"/>
+      </w:pPr>
+    </w:lvl>
+    <w:lvl w:ilvl="5" w:tentative="1">
+      <w:start w:val="1"/>
+      <w:numFmt w:val="decimal"/>
+      <w:lvlText w:val="%6."/>
+      <w:lvlJc w:val="left"/>
+      <w:pPr>
+        <w:tabs>
+          <w:tab w:val="num" w:pos="4320"/>
+        </w:tabs>
+        <w:ind w:left="4320" w:hanging="360"/>
+      </w:pPr>
+    </w:lvl>
+    <w:lvl w:ilvl="6" w:tentative="1">
+      <w:start w:val="1"/>
+      <w:numFmt w:val="decimal"/>
+      <w:lvlText w:val="%7."/>
+      <w:lvlJc w:val="left"/>
+      <w:pPr>
+        <w:tabs>
+          <w:tab w:val="num" w:pos="5040"/>
+        </w:tabs>
+        <w:ind w:left="5040" w:hanging="360"/>
+      </w:pPr>
+    </w:lvl>
+    <w:lvl w:ilvl="7" w:tentative="1">
+      <w:start w:val="1"/>
+      <w:numFmt w:val="decimal"/>
+      <w:lvlText w:val="%8."/>
+      <w:lvlJc w:val="left"/>
+      <w:pPr>
+        <w:tabs>
+          <w:tab w:val="num" w:pos="5760"/>
+        </w:tabs>
+        <w:ind w:left="5760" w:hanging="360"/>
+      </w:pPr>
+    </w:lvl>
+    <w:lvl w:ilvl="8" w:tentative="1">
+      <w:start w:val="1"/>
+      <w:numFmt w:val="decimal"/>
+      <w:lvlText w:val="%9."/>
+      <w:lvlJc w:val="left"/>
+      <w:pPr>
+        <w:tabs>
+          <w:tab w:val="num" w:pos="6480"/>
+        </w:tabs>
+        <w:ind w:left="6480" w:hanging="360"/>
+      </w:pPr>
+    </w:lvl>
+  </w:abstractNum>
+  <w:abstractNum w:abstractNumId="13" w15:restartNumberingAfterBreak="0">
+    <w:nsid w:val="715805CB"/>
+    <w:multiLevelType w:val="multilevel"/>
+    <w:tmpl w:val="DA684F5E"/>
+    <w:lvl w:ilvl="0">
+      <w:start w:val="1"/>
+      <w:numFmt w:val="decimal"/>
+      <w:lvlText w:val="%1."/>
+      <w:lvlJc w:val="left"/>
+      <w:pPr>
+        <w:tabs>
+          <w:tab w:val="num" w:pos="720"/>
+        </w:tabs>
+        <w:ind w:left="720" w:hanging="360"/>
+      </w:pPr>
+    </w:lvl>
+    <w:lvl w:ilvl="1">
+      <w:start w:val="1"/>
+      <w:numFmt w:val="decimal"/>
+      <w:lvlText w:val="%2."/>
+      <w:lvlJc w:val="left"/>
+      <w:pPr>
+        <w:tabs>
+          <w:tab w:val="num" w:pos="1440"/>
+        </w:tabs>
+        <w:ind w:left="1440" w:hanging="360"/>
+      </w:pPr>
+    </w:lvl>
+    <w:lvl w:ilvl="2" w:tentative="1">
+      <w:start w:val="1"/>
+      <w:numFmt w:val="decimal"/>
+      <w:lvlText w:val="%3."/>
+      <w:lvlJc w:val="left"/>
+      <w:pPr>
+        <w:tabs>
+          <w:tab w:val="num" w:pos="2160"/>
+        </w:tabs>
+        <w:ind w:left="2160" w:hanging="360"/>
+      </w:pPr>
+    </w:lvl>
+    <w:lvl w:ilvl="3" w:tentative="1">
+      <w:start w:val="1"/>
+      <w:numFmt w:val="decimal"/>
+      <w:lvlText w:val="%4."/>
+      <w:lvlJc w:val="left"/>
+      <w:pPr>
+        <w:tabs>
+          <w:tab w:val="num" w:pos="2880"/>
+        </w:tabs>
+        <w:ind w:left="2880" w:hanging="360"/>
+      </w:pPr>
+    </w:lvl>
+    <w:lvl w:ilvl="4" w:tentative="1">
+      <w:start w:val="1"/>
+      <w:numFmt w:val="decimal"/>
+      <w:lvlText w:val="%5."/>
+      <w:lvlJc w:val="left"/>
+      <w:pPr>
+        <w:tabs>
+          <w:tab w:val="num" w:pos="3600"/>
+        </w:tabs>
+        <w:ind w:left="3600" w:hanging="360"/>
+      </w:pPr>
+    </w:lvl>
+    <w:lvl w:ilvl="5" w:tentative="1">
+      <w:start w:val="1"/>
+      <w:numFmt w:val="decimal"/>
+      <w:lvlText w:val="%6."/>
+      <w:lvlJc w:val="left"/>
+      <w:pPr>
+        <w:tabs>
+          <w:tab w:val="num" w:pos="4320"/>
+        </w:tabs>
+        <w:ind w:left="4320" w:hanging="360"/>
+      </w:pPr>
+    </w:lvl>
+    <w:lvl w:ilvl="6" w:tentative="1">
+      <w:start w:val="1"/>
+      <w:numFmt w:val="decimal"/>
+      <w:lvlText w:val="%7."/>
+      <w:lvlJc w:val="left"/>
+      <w:pPr>
+        <w:tabs>
+          <w:tab w:val="num" w:pos="5040"/>
+        </w:tabs>
+        <w:ind w:left="5040" w:hanging="360"/>
+      </w:pPr>
+    </w:lvl>
+    <w:lvl w:ilvl="7" w:tentative="1">
+      <w:start w:val="1"/>
+      <w:numFmt w:val="decimal"/>
+      <w:lvlText w:val="%8."/>
+      <w:lvlJc w:val="left"/>
+      <w:pPr>
+        <w:tabs>
+          <w:tab w:val="num" w:pos="5760"/>
+        </w:tabs>
+        <w:ind w:left="5760" w:hanging="360"/>
+      </w:pPr>
+    </w:lvl>
+    <w:lvl w:ilvl="8" w:tentative="1">
+      <w:start w:val="1"/>
+      <w:numFmt w:val="decimal"/>
+      <w:lvlText w:val="%9."/>
+      <w:lvlJc w:val="left"/>
+      <w:pPr>
+        <w:tabs>
+          <w:tab w:val="num" w:pos="6480"/>
+        </w:tabs>
+        <w:ind w:left="6480" w:hanging="360"/>
+      </w:pPr>
+    </w:lvl>
+  </w:abstractNum>
+  <w:abstractNum w:abstractNumId="14" w15:restartNumberingAfterBreak="0">
     <w:nsid w:val="747A2E3B"/>
     <w:multiLevelType w:val="multilevel"/>
     <w:tmpl w:val="75D6FA52"/>
@@ -1321,7 +2474,7 @@
     </w:lvlOverride>
   </w:num>
   <w:num w:numId="3" w16cid:durableId="1799716586">
-    <w:abstractNumId w:val="2"/>
+    <w:abstractNumId w:val="3"/>
   </w:num>
   <w:num w:numId="4" w16cid:durableId="168520756">
     <w:abstractNumId w:val="0"/>
@@ -1354,9 +2507,92 @@
     </w:lvlOverride>
   </w:num>
   <w:num w:numId="7" w16cid:durableId="1031147046">
+    <w:abstractNumId w:val="10"/>
+  </w:num>
+  <w:num w:numId="8" w16cid:durableId="629552312">
+    <w:abstractNumId w:val="10"/>
+    <w:lvlOverride w:ilvl="1">
+      <w:lvl w:ilvl="1">
+        <w:numFmt w:val="lowerLetter"/>
+        <w:lvlText w:val="%2."/>
+        <w:lvlJc w:val="left"/>
+      </w:lvl>
+    </w:lvlOverride>
+  </w:num>
+  <w:num w:numId="9" w16cid:durableId="827791450">
+    <w:abstractNumId w:val="10"/>
+    <w:lvlOverride w:ilvl="1">
+      <w:lvl w:ilvl="1">
+        <w:numFmt w:val="lowerLetter"/>
+        <w:lvlText w:val="%2."/>
+        <w:lvlJc w:val="left"/>
+      </w:lvl>
+    </w:lvlOverride>
+  </w:num>
+  <w:num w:numId="10" w16cid:durableId="1167283823">
+    <w:abstractNumId w:val="10"/>
+    <w:lvlOverride w:ilvl="1">
+      <w:lvl w:ilvl="1">
+        <w:numFmt w:val="lowerLetter"/>
+        <w:lvlText w:val="%2."/>
+        <w:lvlJc w:val="left"/>
+      </w:lvl>
+    </w:lvlOverride>
+  </w:num>
+  <w:num w:numId="11" w16cid:durableId="267078745">
+    <w:abstractNumId w:val="10"/>
+    <w:lvlOverride w:ilvl="1">
+      <w:lvl w:ilvl="1">
+        <w:numFmt w:val="lowerLetter"/>
+        <w:lvlText w:val="%2."/>
+        <w:lvlJc w:val="left"/>
+      </w:lvl>
+    </w:lvlOverride>
+  </w:num>
+  <w:num w:numId="12" w16cid:durableId="880753923">
+    <w:abstractNumId w:val="10"/>
+    <w:lvlOverride w:ilvl="1">
+      <w:lvl w:ilvl="1">
+        <w:numFmt w:val="lowerLetter"/>
+        <w:lvlText w:val="%2."/>
+        <w:lvlJc w:val="left"/>
+      </w:lvl>
+    </w:lvlOverride>
+  </w:num>
+  <w:num w:numId="13" w16cid:durableId="640814894">
+    <w:abstractNumId w:val="10"/>
+    <w:lvlOverride w:ilvl="1">
+      <w:lvl w:ilvl="1">
+        <w:numFmt w:val="lowerLetter"/>
+        <w:lvlText w:val="%2."/>
+        <w:lvlJc w:val="left"/>
+      </w:lvl>
+    </w:lvlOverride>
+  </w:num>
+  <w:num w:numId="14" w16cid:durableId="148714391">
+    <w:abstractNumId w:val="10"/>
+    <w:lvlOverride w:ilvl="1">
+      <w:lvl w:ilvl="1">
+        <w:numFmt w:val="lowerLetter"/>
+        <w:lvlText w:val="%2."/>
+        <w:lvlJc w:val="left"/>
+      </w:lvl>
+    </w:lvlOverride>
+  </w:num>
+  <w:num w:numId="15" w16cid:durableId="1732264789">
+    <w:abstractNumId w:val="10"/>
+    <w:lvlOverride w:ilvl="1">
+      <w:lvl w:ilvl="1">
+        <w:numFmt w:val="lowerLetter"/>
+        <w:lvlText w:val="%2."/>
+        <w:lvlJc w:val="left"/>
+      </w:lvl>
+    </w:lvlOverride>
+  </w:num>
+  <w:num w:numId="16" w16cid:durableId="1515151120">
     <w:abstractNumId w:val="4"/>
   </w:num>
-  <w:num w:numId="8" w16cid:durableId="629552312">
+  <w:num w:numId="17" w16cid:durableId="930702308">
     <w:abstractNumId w:val="4"/>
     <w:lvlOverride w:ilvl="1">
       <w:lvl w:ilvl="1">
@@ -1366,8 +2602,17 @@
       </w:lvl>
     </w:lvlOverride>
   </w:num>
-  <w:num w:numId="9" w16cid:durableId="827791450">
-    <w:abstractNumId w:val="4"/>
+  <w:num w:numId="18" w16cid:durableId="67381790">
+    <w:abstractNumId w:val="11"/>
+  </w:num>
+  <w:num w:numId="19" w16cid:durableId="1509324250">
+    <w:abstractNumId w:val="14"/>
+  </w:num>
+  <w:num w:numId="20" w16cid:durableId="524909552">
+    <w:abstractNumId w:val="13"/>
+  </w:num>
+  <w:num w:numId="21" w16cid:durableId="632753215">
+    <w:abstractNumId w:val="13"/>
     <w:lvlOverride w:ilvl="1">
       <w:lvl w:ilvl="1">
         <w:numFmt w:val="lowerLetter"/>
@@ -1376,8 +2621,44 @@
       </w:lvl>
     </w:lvlOverride>
   </w:num>
-  <w:num w:numId="10" w16cid:durableId="1167283823">
-    <w:abstractNumId w:val="4"/>
+  <w:num w:numId="22" w16cid:durableId="197620904">
+    <w:abstractNumId w:val="7"/>
+  </w:num>
+  <w:num w:numId="23" w16cid:durableId="1523013572">
+    <w:abstractNumId w:val="2"/>
+    <w:lvlOverride w:ilvl="0">
+      <w:lvl w:ilvl="0">
+        <w:numFmt w:val="decimal"/>
+        <w:lvlText w:val="%1."/>
+        <w:lvlJc w:val="left"/>
+      </w:lvl>
+    </w:lvlOverride>
+  </w:num>
+  <w:num w:numId="24" w16cid:durableId="507990847">
+    <w:abstractNumId w:val="2"/>
+    <w:lvlOverride w:ilvl="0">
+      <w:lvl w:ilvl="0">
+        <w:numFmt w:val="decimal"/>
+        <w:lvlText w:val="%1."/>
+        <w:lvlJc w:val="left"/>
+      </w:lvl>
+    </w:lvlOverride>
+  </w:num>
+  <w:num w:numId="25" w16cid:durableId="539898791">
+    <w:abstractNumId w:val="2"/>
+    <w:lvlOverride w:ilvl="0">
+      <w:lvl w:ilvl="0">
+        <w:numFmt w:val="decimal"/>
+        <w:lvlText w:val="%1."/>
+        <w:lvlJc w:val="left"/>
+      </w:lvl>
+    </w:lvlOverride>
+  </w:num>
+  <w:num w:numId="26" w16cid:durableId="887910106">
+    <w:abstractNumId w:val="12"/>
+  </w:num>
+  <w:num w:numId="27" w16cid:durableId="1940603596">
+    <w:abstractNumId w:val="12"/>
     <w:lvlOverride w:ilvl="1">
       <w:lvl w:ilvl="1">
         <w:numFmt w:val="lowerLetter"/>
@@ -1386,8 +2667,8 @@
       </w:lvl>
     </w:lvlOverride>
   </w:num>
-  <w:num w:numId="11" w16cid:durableId="267078745">
-    <w:abstractNumId w:val="4"/>
+  <w:num w:numId="28" w16cid:durableId="1978796742">
+    <w:abstractNumId w:val="12"/>
     <w:lvlOverride w:ilvl="1">
       <w:lvl w:ilvl="1">
         <w:numFmt w:val="lowerLetter"/>
@@ -1396,8 +2677,8 @@
       </w:lvl>
     </w:lvlOverride>
   </w:num>
-  <w:num w:numId="12" w16cid:durableId="880753923">
-    <w:abstractNumId w:val="4"/>
+  <w:num w:numId="29" w16cid:durableId="1737699816">
+    <w:abstractNumId w:val="12"/>
     <w:lvlOverride w:ilvl="1">
       <w:lvl w:ilvl="1">
         <w:numFmt w:val="lowerLetter"/>
@@ -1406,8 +2687,8 @@
       </w:lvl>
     </w:lvlOverride>
   </w:num>
-  <w:num w:numId="13" w16cid:durableId="640814894">
-    <w:abstractNumId w:val="4"/>
+  <w:num w:numId="30" w16cid:durableId="1138107332">
+    <w:abstractNumId w:val="12"/>
     <w:lvlOverride w:ilvl="1">
       <w:lvl w:ilvl="1">
         <w:numFmt w:val="lowerLetter"/>
@@ -1416,8 +2697,8 @@
       </w:lvl>
     </w:lvlOverride>
   </w:num>
-  <w:num w:numId="14" w16cid:durableId="148714391">
-    <w:abstractNumId w:val="4"/>
+  <w:num w:numId="31" w16cid:durableId="295376727">
+    <w:abstractNumId w:val="12"/>
     <w:lvlOverride w:ilvl="1">
       <w:lvl w:ilvl="1">
         <w:numFmt w:val="lowerLetter"/>
@@ -1426,8 +2707,8 @@
       </w:lvl>
     </w:lvlOverride>
   </w:num>
-  <w:num w:numId="15" w16cid:durableId="1732264789">
-    <w:abstractNumId w:val="4"/>
+  <w:num w:numId="32" w16cid:durableId="207693686">
+    <w:abstractNumId w:val="12"/>
     <w:lvlOverride w:ilvl="1">
       <w:lvl w:ilvl="1">
         <w:numFmt w:val="lowerLetter"/>
@@ -1436,11 +2717,8 @@
       </w:lvl>
     </w:lvlOverride>
   </w:num>
-  <w:num w:numId="16" w16cid:durableId="1515151120">
-    <w:abstractNumId w:val="3"/>
-  </w:num>
-  <w:num w:numId="17" w16cid:durableId="930702308">
-    <w:abstractNumId w:val="3"/>
+  <w:num w:numId="33" w16cid:durableId="1517816110">
+    <w:abstractNumId w:val="12"/>
     <w:lvlOverride w:ilvl="1">
       <w:lvl w:ilvl="1">
         <w:numFmt w:val="lowerLetter"/>
@@ -1449,11 +2727,64 @@
       </w:lvl>
     </w:lvlOverride>
   </w:num>
-  <w:num w:numId="18" w16cid:durableId="67381790">
+  <w:num w:numId="34" w16cid:durableId="2071416493">
+    <w:abstractNumId w:val="12"/>
+    <w:lvlOverride w:ilvl="1">
+      <w:lvl w:ilvl="1">
+        <w:numFmt w:val="lowerLetter"/>
+        <w:lvlText w:val="%2."/>
+        <w:lvlJc w:val="left"/>
+      </w:lvl>
+    </w:lvlOverride>
+  </w:num>
+  <w:num w:numId="35" w16cid:durableId="763653649">
+    <w:abstractNumId w:val="8"/>
+  </w:num>
+  <w:num w:numId="36" w16cid:durableId="1672296708">
+    <w:abstractNumId w:val="8"/>
+    <w:lvlOverride w:ilvl="1">
+      <w:lvl w:ilvl="1">
+        <w:numFmt w:val="lowerLetter"/>
+        <w:lvlText w:val="%2."/>
+        <w:lvlJc w:val="left"/>
+      </w:lvl>
+    </w:lvlOverride>
+  </w:num>
+  <w:num w:numId="37" w16cid:durableId="168762421">
     <w:abstractNumId w:val="5"/>
   </w:num>
-  <w:num w:numId="19" w16cid:durableId="1509324250">
+  <w:num w:numId="38" w16cid:durableId="286086861">
+    <w:abstractNumId w:val="9"/>
+    <w:lvlOverride w:ilvl="0">
+      <w:lvl w:ilvl="0">
+        <w:numFmt w:val="decimal"/>
+        <w:lvlText w:val="%1."/>
+        <w:lvlJc w:val="left"/>
+      </w:lvl>
+    </w:lvlOverride>
+  </w:num>
+  <w:num w:numId="39" w16cid:durableId="253100452">
     <w:abstractNumId w:val="6"/>
+  </w:num>
+  <w:num w:numId="40" w16cid:durableId="1568417340">
+    <w:abstractNumId w:val="6"/>
+    <w:lvlOverride w:ilvl="1">
+      <w:lvl w:ilvl="1">
+        <w:numFmt w:val="lowerLetter"/>
+        <w:lvlText w:val="%2."/>
+        <w:lvlJc w:val="left"/>
+      </w:lvl>
+    </w:lvlOverride>
+  </w:num>
+  <w:num w:numId="41" w16cid:durableId="458106051">
+    <w:abstractNumId w:val="6"/>
+    <w:lvlOverride w:ilvl="1">
+      <w:lvl w:ilvl="1">
+        <w:numFmt w:val="lowerLetter"/>
+        <w:lvlText w:val="%2."/>
+        <w:lvlJc w:val="left"/>
+      </w:lvl>
+    </w:lvlOverride>
   </w:num>
 </w:numbering>
 </file>
